--- a/output/投研舆情晨报_2026-10-05.docx
+++ b/output/投研舆情晨报_2026-10-05.docx
@@ -19,7 +19,7 @@
           <w:color w:val="8A939E"/>
           <w:sz w:val="18"/>
         </w:rPr>
-        <w:t>覆盖 6 家媒体 · 入库 14,581 条 · 去重后 1,165 条 · 识别热点 45 个</w:t>
+        <w:t>覆盖 6 家媒体 · 入库 14,376 条 · 去重后 1,248 条 · 识别热点 49 个</w:t>
       </w:r>
     </w:p>
     <w:p>
@@ -126,7 +126,7 @@
           </w:tcPr>
           <w:p>
             <w:r>
-              <w:t>0.772</w:t>
+              <w:t>0.881</w:t>
             </w:r>
           </w:p>
         </w:tc>
@@ -166,7 +166,7 @@
           </w:tcPr>
           <w:p>
             <w:r>
-              <w:t>14/3</w:t>
+              <w:t>9/3</w:t>
             </w:r>
           </w:p>
         </w:tc>
@@ -188,7 +188,7 @@
           </w:tcPr>
           <w:p>
             <w:r>
-              <w:t>0.689</w:t>
+              <w:t>0.860</w:t>
             </w:r>
           </w:p>
         </w:tc>
@@ -218,7 +218,7 @@
           </w:tcPr>
           <w:p>
             <w:r>
-              <w:t>国庆假期第四天全国道路交通总体平稳，公安部交管局提示</w:t>
+              <w:t>10月6日至7日北京迎返程高峰 交通部门多举措保障出行</w:t>
             </w:r>
           </w:p>
         </w:tc>
@@ -228,7 +228,7 @@
           </w:tcPr>
           <w:p>
             <w:r>
-              <w:t>11/2</w:t>
+              <w:t>13/2</w:t>
             </w:r>
           </w:p>
         </w:tc>
@@ -250,7 +250,7 @@
           </w:tcPr>
           <w:p>
             <w:r>
-              <w:t>0.685</w:t>
+              <w:t>0.812</w:t>
             </w:r>
           </w:p>
         </w:tc>
@@ -290,7 +290,7 @@
           </w:tcPr>
           <w:p>
             <w:r>
-              <w:t>5/3</w:t>
+              <w:t>6/3</w:t>
             </w:r>
           </w:p>
         </w:tc>
@@ -312,7 +312,7 @@
           </w:tcPr>
           <w:p>
             <w:r>
-              <w:t>0.672</w:t>
+              <w:t>0.786</w:t>
             </w:r>
           </w:p>
         </w:tc>
@@ -332,7 +332,7 @@
           </w:tcPr>
           <w:p>
             <w:r>
-              <w:t>交运物流</w:t>
+              <w:t>消费电子</w:t>
             </w:r>
           </w:p>
         </w:tc>
@@ -342,7 +342,131 @@
           </w:tcPr>
           <w:p>
             <w:r>
-              <w:t>视频丨迪拜航空机长回忆遭袭细节：后脑勺遭重击 拼死打开驾驶舱</w:t>
+              <w:t>恒指低开0.04%，报23963.41点；恒生科技指数跌0.</w:t>
+            </w:r>
+          </w:p>
+        </w:tc>
+        <w:tc>
+          <w:tcPr>
+            <w:tcW w:type="dxa" w:w="1440"/>
+          </w:tcPr>
+          <w:p>
+            <w:r>
+              <w:t>9/3</w:t>
+            </w:r>
+          </w:p>
+        </w:tc>
+      </w:tr>
+      <w:tr>
+        <w:tc>
+          <w:tcPr>
+            <w:tcW w:type="dxa" w:w="1440"/>
+          </w:tcPr>
+          <w:p>
+            <w:r>
+              <w:t>5</w:t>
+            </w:r>
+          </w:p>
+        </w:tc>
+        <w:tc>
+          <w:tcPr>
+            <w:tcW w:type="dxa" w:w="1440"/>
+          </w:tcPr>
+          <w:p>
+            <w:r>
+              <w:t>0.770</w:t>
+            </w:r>
+          </w:p>
+        </w:tc>
+        <w:tc>
+          <w:tcPr>
+            <w:tcW w:type="dxa" w:w="1440"/>
+          </w:tcPr>
+          <w:p>
+            <w:r>
+              <w:t>高热</w:t>
+            </w:r>
+          </w:p>
+        </w:tc>
+        <w:tc>
+          <w:tcPr>
+            <w:tcW w:type="dxa" w:w="1440"/>
+          </w:tcPr>
+          <w:p>
+            <w:r>
+              <w:t>综合</w:t>
+            </w:r>
+          </w:p>
+        </w:tc>
+        <w:tc>
+          <w:tcPr>
+            <w:tcW w:type="dxa" w:w="1440"/>
+          </w:tcPr>
+          <w:p>
+            <w:r>
+              <w:t>国庆档电影票房破5亿元 年度电影全产业链产值超4700亿元</w:t>
+            </w:r>
+          </w:p>
+        </w:tc>
+        <w:tc>
+          <w:tcPr>
+            <w:tcW w:type="dxa" w:w="1440"/>
+          </w:tcPr>
+          <w:p>
+            <w:r>
+              <w:t>6/3</w:t>
+            </w:r>
+          </w:p>
+        </w:tc>
+      </w:tr>
+      <w:tr>
+        <w:tc>
+          <w:tcPr>
+            <w:tcW w:type="dxa" w:w="1440"/>
+          </w:tcPr>
+          <w:p>
+            <w:r>
+              <w:t>6</w:t>
+            </w:r>
+          </w:p>
+        </w:tc>
+        <w:tc>
+          <w:tcPr>
+            <w:tcW w:type="dxa" w:w="1440"/>
+          </w:tcPr>
+          <w:p>
+            <w:r>
+              <w:t>0.677</w:t>
+            </w:r>
+          </w:p>
+        </w:tc>
+        <w:tc>
+          <w:tcPr>
+            <w:tcW w:type="dxa" w:w="1440"/>
+          </w:tcPr>
+          <w:p>
+            <w:r>
+              <w:t>高热</w:t>
+            </w:r>
+          </w:p>
+        </w:tc>
+        <w:tc>
+          <w:tcPr>
+            <w:tcW w:type="dxa" w:w="1440"/>
+          </w:tcPr>
+          <w:p>
+            <w:r>
+              <w:t>综合</w:t>
+            </w:r>
+          </w:p>
+        </w:tc>
+        <w:tc>
+          <w:tcPr>
+            <w:tcW w:type="dxa" w:w="1440"/>
+          </w:tcPr>
+          <w:p>
+            <w:r>
+              <w:t>日经225指数日内涨幅扩大至2%。 日本东证指数涨幅扩大至1</w:t>
             </w:r>
           </w:p>
         </w:tc>
@@ -364,7 +488,7 @@
           </w:tcPr>
           <w:p>
             <w:r>
-              <w:t>5</w:t>
+              <w:t>7</w:t>
             </w:r>
           </w:p>
         </w:tc>
@@ -374,7 +498,69 @@
           </w:tcPr>
           <w:p>
             <w:r>
-              <w:t>0.641</w:t>
+              <w:t>0.645</w:t>
+            </w:r>
+          </w:p>
+        </w:tc>
+        <w:tc>
+          <w:tcPr>
+            <w:tcW w:type="dxa" w:w="1440"/>
+          </w:tcPr>
+          <w:p>
+            <w:r>
+              <w:t>高热</w:t>
+            </w:r>
+          </w:p>
+        </w:tc>
+        <w:tc>
+          <w:tcPr>
+            <w:tcW w:type="dxa" w:w="1440"/>
+          </w:tcPr>
+          <w:p>
+            <w:r>
+              <w:t>综合</w:t>
+            </w:r>
+          </w:p>
+        </w:tc>
+        <w:tc>
+          <w:tcPr>
+            <w:tcW w:type="dxa" w:w="1440"/>
+          </w:tcPr>
+          <w:p>
+            <w:r>
+              <w:t>降雨，降温！南宁等地气温将跌至20℃，假期后程广西天气如何→</w:t>
+            </w:r>
+          </w:p>
+        </w:tc>
+        <w:tc>
+          <w:tcPr>
+            <w:tcW w:type="dxa" w:w="1440"/>
+          </w:tcPr>
+          <w:p>
+            <w:r>
+              <w:t>4/2</w:t>
+            </w:r>
+          </w:p>
+        </w:tc>
+      </w:tr>
+      <w:tr>
+        <w:tc>
+          <w:tcPr>
+            <w:tcW w:type="dxa" w:w="1440"/>
+          </w:tcPr>
+          <w:p>
+            <w:r>
+              <w:t>8</w:t>
+            </w:r>
+          </w:p>
+        </w:tc>
+        <w:tc>
+          <w:tcPr>
+            <w:tcW w:type="dxa" w:w="1440"/>
+          </w:tcPr>
+          <w:p>
+            <w:r>
+              <w:t>0.638</w:t>
             </w:r>
           </w:p>
         </w:tc>
@@ -426,192 +612,6 @@
           </w:tcPr>
           <w:p>
             <w:r>
-              <w:t>6</w:t>
-            </w:r>
-          </w:p>
-        </w:tc>
-        <w:tc>
-          <w:tcPr>
-            <w:tcW w:type="dxa" w:w="1440"/>
-          </w:tcPr>
-          <w:p>
-            <w:r>
-              <w:t>0.641</w:t>
-            </w:r>
-          </w:p>
-        </w:tc>
-        <w:tc>
-          <w:tcPr>
-            <w:tcW w:type="dxa" w:w="1440"/>
-          </w:tcPr>
-          <w:p>
-            <w:r>
-              <w:t>高热</w:t>
-            </w:r>
-          </w:p>
-        </w:tc>
-        <w:tc>
-          <w:tcPr>
-            <w:tcW w:type="dxa" w:w="1440"/>
-          </w:tcPr>
-          <w:p>
-            <w:r>
-              <w:t>综合</w:t>
-            </w:r>
-          </w:p>
-        </w:tc>
-        <w:tc>
-          <w:tcPr>
-            <w:tcW w:type="dxa" w:w="1440"/>
-          </w:tcPr>
-          <w:p>
-            <w:r>
-              <w:t>日经225指数日内涨幅扩大至2%。 日本东证指数涨幅扩大至1</w:t>
-            </w:r>
-          </w:p>
-        </w:tc>
-        <w:tc>
-          <w:tcPr>
-            <w:tcW w:type="dxa" w:w="1440"/>
-          </w:tcPr>
-          <w:p>
-            <w:r>
-              <w:t>4/3</w:t>
-            </w:r>
-          </w:p>
-        </w:tc>
-      </w:tr>
-      <w:tr>
-        <w:tc>
-          <w:tcPr>
-            <w:tcW w:type="dxa" w:w="1440"/>
-          </w:tcPr>
-          <w:p>
-            <w:r>
-              <w:t>7</w:t>
-            </w:r>
-          </w:p>
-        </w:tc>
-        <w:tc>
-          <w:tcPr>
-            <w:tcW w:type="dxa" w:w="1440"/>
-          </w:tcPr>
-          <w:p>
-            <w:r>
-              <w:t>0.612</w:t>
-            </w:r>
-          </w:p>
-        </w:tc>
-        <w:tc>
-          <w:tcPr>
-            <w:tcW w:type="dxa" w:w="1440"/>
-          </w:tcPr>
-          <w:p>
-            <w:r>
-              <w:t>高热</w:t>
-            </w:r>
-          </w:p>
-        </w:tc>
-        <w:tc>
-          <w:tcPr>
-            <w:tcW w:type="dxa" w:w="1440"/>
-          </w:tcPr>
-          <w:p>
-            <w:r>
-              <w:t>汽车出行</w:t>
-            </w:r>
-          </w:p>
-        </w:tc>
-        <w:tc>
-          <w:tcPr>
-            <w:tcW w:type="dxa" w:w="1440"/>
-          </w:tcPr>
-          <w:p>
-            <w:r>
-              <w:t>默茨访乌带来13.5亿欧元援助，德乌拟敲定无人机和远程武器联</w:t>
-            </w:r>
-          </w:p>
-        </w:tc>
-        <w:tc>
-          <w:tcPr>
-            <w:tcW w:type="dxa" w:w="1440"/>
-          </w:tcPr>
-          <w:p>
-            <w:r>
-              <w:t>4/3</w:t>
-            </w:r>
-          </w:p>
-        </w:tc>
-      </w:tr>
-      <w:tr>
-        <w:tc>
-          <w:tcPr>
-            <w:tcW w:type="dxa" w:w="1440"/>
-          </w:tcPr>
-          <w:p>
-            <w:r>
-              <w:t>8</w:t>
-            </w:r>
-          </w:p>
-        </w:tc>
-        <w:tc>
-          <w:tcPr>
-            <w:tcW w:type="dxa" w:w="1440"/>
-          </w:tcPr>
-          <w:p>
-            <w:r>
-              <w:t>0.594</w:t>
-            </w:r>
-          </w:p>
-        </w:tc>
-        <w:tc>
-          <w:tcPr>
-            <w:tcW w:type="dxa" w:w="1440"/>
-          </w:tcPr>
-          <w:p>
-            <w:r>
-              <w:t>高热</w:t>
-            </w:r>
-          </w:p>
-        </w:tc>
-        <w:tc>
-          <w:tcPr>
-            <w:tcW w:type="dxa" w:w="1440"/>
-          </w:tcPr>
-          <w:p>
-            <w:r>
-              <w:t>综合</w:t>
-            </w:r>
-          </w:p>
-        </w:tc>
-        <w:tc>
-          <w:tcPr>
-            <w:tcW w:type="dxa" w:w="1440"/>
-          </w:tcPr>
-          <w:p>
-            <w:r>
-              <w:t>降雨，降温！南宁等地气温将跌至20℃，假期后程广西天气如何→</w:t>
-            </w:r>
-          </w:p>
-        </w:tc>
-        <w:tc>
-          <w:tcPr>
-            <w:tcW w:type="dxa" w:w="1440"/>
-          </w:tcPr>
-          <w:p>
-            <w:r>
-              <w:t>4/2</w:t>
-            </w:r>
-          </w:p>
-        </w:tc>
-      </w:tr>
-      <w:tr>
-        <w:tc>
-          <w:tcPr>
-            <w:tcW w:type="dxa" w:w="1440"/>
-          </w:tcPr>
-          <w:p>
-            <w:r>
               <w:t>9</w:t>
             </w:r>
           </w:p>
@@ -622,7 +622,7 @@
           </w:tcPr>
           <w:p>
             <w:r>
-              <w:t>0.588</w:t>
+              <w:t>0.638</w:t>
             </w:r>
           </w:p>
         </w:tc>
@@ -662,7 +662,7 @@
           </w:tcPr>
           <w:p>
             <w:r>
-              <w:t>3/3</w:t>
+              <w:t>4/3</w:t>
             </w:r>
           </w:p>
         </w:tc>
@@ -684,7 +684,7 @@
           </w:tcPr>
           <w:p>
             <w:r>
-              <w:t>0.577</w:t>
+              <w:t>0.635</w:t>
             </w:r>
           </w:p>
         </w:tc>
@@ -704,7 +704,7 @@
           </w:tcPr>
           <w:p>
             <w:r>
-              <w:t>交运物流</w:t>
+              <w:t>综合</w:t>
             </w:r>
           </w:p>
         </w:tc>
@@ -714,7 +714,7 @@
           </w:tcPr>
           <w:p>
             <w:r>
-              <w:t>国庆假期前3天高速公路新能源汽车充电近300万次、充电量超0</w:t>
+              <w:t>也门政府宣布收复胡塞控制区，塔伊兹补给线与红海沿岸争夺升级</w:t>
             </w:r>
           </w:p>
         </w:tc>
@@ -724,7 +724,7 @@
           </w:tcPr>
           <w:p>
             <w:r>
-              <w:t>6/2</w:t>
+              <w:t>5/3</w:t>
             </w:r>
           </w:p>
         </w:tc>
@@ -755,7 +755,7 @@
           <w:color w:val="8A939E"/>
           <w:sz w:val="18"/>
         </w:rPr>
-        <w:t>热度 0.772（爆点）· 14 篇 / 3 家媒体 · 综合</w:t>
+        <w:t>热度 0.881（爆点）· 9 篇 / 3 家媒体 · 综合</w:t>
       </w:r>
     </w:p>
     <w:p>
@@ -767,7 +767,7 @@
         <w:t>事件概述：</w:t>
       </w:r>
       <w:r>
-        <w:t>「中东冲突大消息：伊朗革命卫队近日对7艘“违规”油轮采取行动，胡塞武装称对沙特阿美石油公司目标实施」由 14 篇报道聚合而成，覆盖 3 家媒体，热度 0.772（爆点），所属板块类目：综合。</w:t>
+        <w:t>「中东冲突大消息：伊朗革命卫队近日对7艘“违规”油轮采取行动，胡塞武装称对沙特阿美石油公司目标实施」由 9 篇报道聚合而成，覆盖 3 家媒体，热度 0.881（爆点），所属板块类目：综合。</w:t>
       </w:r>
     </w:p>
     <w:p>
@@ -820,7 +820,7 @@
         <w:pStyle w:val="Heading2"/>
       </w:pPr>
       <w:r>
-        <w:t>国庆假期第四天全国道路交通总体平稳，公安部交管局提示</w:t>
+        <w:t>10月6日至7日北京迎返程高峰 交通部门多举措保障出行</w:t>
       </w:r>
     </w:p>
     <w:p>
@@ -829,7 +829,7 @@
           <w:color w:val="8A939E"/>
           <w:sz w:val="18"/>
         </w:rPr>
-        <w:t>热度 0.689（爆点）· 11 篇 / 2 家媒体 · 交运物流</w:t>
+        <w:t>热度 0.860（爆点）· 13 篇 / 2 家媒体 · 交运物流</w:t>
       </w:r>
     </w:p>
     <w:p>
@@ -841,7 +841,7 @@
         <w:t>事件概述：</w:t>
       </w:r>
       <w:r>
-        <w:t>「国庆假期第四天全国道路交通总体平稳，公安部交管局提示」由 11 篇报道聚合而成，覆盖 2 家媒体，热度 0.689（爆点），所属板块类目：交运物流。</w:t>
+        <w:t>「10月6日至7日北京迎返程高峰 交通部门多举措保障出行」由 13 篇报道聚合而成，覆盖 2 家媒体，热度 0.86（爆点），所属板块类目：交运物流。</w:t>
       </w:r>
     </w:p>
     <w:p>
@@ -853,7 +853,7 @@
         <w:t>关键信息：</w:t>
       </w:r>
       <w:r>
-        <w:t>国庆假期第四天全国道路交通总体平稳，公安部交管局提示；国庆假期第四天全国道路交通总体平稳；国庆假期第三天 全国道路交通平稳有序</w:t>
+        <w:t>10月6日至7日北京迎返程高峰 交通部门多举措保障出行；国庆假期返程高峰将至，北京多条地铁线路今起延时运营；建议错开5日至7日下午进京高峰</w:t>
       </w:r>
     </w:p>
     <w:p>
@@ -886,7 +886,7 @@
           <w:color w:val="8A939E"/>
           <w:sz w:val="17"/>
         </w:rPr>
-        <w:t>引用：[1]国庆假期第四天全国道路交通总体平稳，公安部交管局提示 / [2]国庆假期第四天全国道路交通总体平稳 / [3]国庆假期第三天 全国道路交通平稳有序 / [4]此刻，京沪高速淮安段！江苏部分高速入口关闭</w:t>
+        <w:t>引用：[1]10月6日至7日北京迎返程高峰 交通部门多举措保障出 / [2]国庆假期返程高峰将至，北京多条地铁线路今起延时运营 / [3]建议错开5日至7日下午进京高峰 / [4]假期后半段北京各条高速进出京双向交通压力大</w:t>
       </w:r>
     </w:p>
     <w:p>
@@ -903,7 +903,7 @@
           <w:color w:val="8A939E"/>
           <w:sz w:val="18"/>
         </w:rPr>
-        <w:t>热度 0.685（爆点）· 5 篇 / 3 家媒体 · 综合</w:t>
+        <w:t>热度 0.812（爆点）· 6 篇 / 3 家媒体 · 综合</w:t>
       </w:r>
     </w:p>
     <w:p>
@@ -915,7 +915,7 @@
         <w:t>事件概述：</w:t>
       </w:r>
       <w:r>
-        <w:t>「声明显示，OPEC+在周日会议上决定维持11月份的石油产量配额不变；下一次会议将」由 5 篇报道聚合而成，覆盖 3 家媒体，热度 0.685（爆点），所属板块类目：综合。</w:t>
+        <w:t>「声明显示，OPEC+在周日会议上决定维持11月份的石油产量配额不变；下一次会议将」由 6 篇报道聚合而成，覆盖 3 家媒体，热度 0.812（爆点），所属板块类目：综合。</w:t>
       </w:r>
     </w:p>
     <w:p>
@@ -968,7 +968,7 @@
         <w:pStyle w:val="Heading2"/>
       </w:pPr>
       <w:r>
-        <w:t>视频丨迪拜航空机长回忆遭袭细节：后脑勺遭重击 拼死打开驾驶舱门</w:t>
+        <w:t>恒指低开0.04%，报23963.41点；恒生科技指数跌0.47%。网易、美团、</w:t>
       </w:r>
     </w:p>
     <w:p>
@@ -977,7 +977,7 @@
           <w:color w:val="8A939E"/>
           <w:sz w:val="18"/>
         </w:rPr>
-        <w:t>热度 0.672（爆点）· 5 篇 / 3 家媒体 · 交运物流</w:t>
+        <w:t>热度 0.786（爆点）· 9 篇 / 3 家媒体 · 消费电子</w:t>
       </w:r>
     </w:p>
     <w:p>
@@ -989,7 +989,7 @@
         <w:t>事件概述：</w:t>
       </w:r>
       <w:r>
-        <w:t>「视频丨迪拜航空机长回忆遭袭细节：后脑勺遭重击 拼死打开驾驶舱门」由 5 篇报道聚合而成，覆盖 3 家媒体，热度 0.672（爆点），所属板块类目：交运物流。</w:t>
+        <w:t>「恒指低开0.04%，报23963.41点；恒生科技指数跌0.47%。网易、美团、」由 9 篇报道聚合而成，覆盖 3 家媒体，热度 0.786（爆点），所属板块类目：消费电子。</w:t>
       </w:r>
     </w:p>
     <w:p>
@@ -1001,7 +1001,7 @@
         <w:t>关键信息：</w:t>
       </w:r>
       <w:r>
-        <w:t>视频丨迪拜航空机长回忆遭袭细节：后脑勺遭重击 拼死打开驾驶舱门；以总理与遇刺迪拜航空机长通话；阿联酋检方：迪拜航空涉事副驾驶使用消防斧实施“恐怖袭击”</w:t>
+        <w:t>恒指低开0.04%，报23963.41点；恒生科技指数跌0.47%。网易、美团、；10月5日港股开盘：恒指低开0.04% 网易领跌成分股；恒生科技指数转涨，此前一度跌超0.8%。</w:t>
       </w:r>
     </w:p>
     <w:p>
@@ -1013,7 +1013,7 @@
         <w:t>市场影响：</w:t>
       </w:r>
       <w:r>
-        <w:t>关联板块代码：BK0480。（LLM 不可用，未生成研判，以上为检索与统计事实）</w:t>
+        <w:t>关联板块代码：BK1036、BK0459。（LLM 不可用，未生成研判，以上为检索与统计事实）</w:t>
       </w:r>
     </w:p>
     <w:p>
@@ -1034,7 +1034,7 @@
           <w:color w:val="8A939E"/>
           <w:sz w:val="17"/>
         </w:rPr>
-        <w:t>引用：[1]视频丨迪拜航空机长回忆遭袭细节：后脑勺遭重击 拼死打 / [2]以总理与遇刺迪拜航空机长通话 / [3]阿联酋检方：迪拜航空涉事副驾驶使用消防斧实施“恐怖袭 / [4]迪拜航空副驾驶袭击事件暴露多国安全审查漏洞</w:t>
+        <w:t>引用：[1]恒指低开0.04%，报23963.41点；恒生科技指 / [2]10月5日港股开盘：恒指低开0.04% 网易领跌成分 / [3]恒生科技指数转涨，此前一度跌超0.8%。 / [4]港股午评：恒指跌0.08% 科指涨0.27% 科网股</w:t>
       </w:r>
     </w:p>
     <w:p>
@@ -1042,7 +1042,7 @@
         <w:pStyle w:val="Heading2"/>
       </w:pPr>
       <w:r>
-        <w:t>巴西已统计32%的选票，总统候选人博索纳罗得票率50.7%，现任总统卢拉41.1</w:t>
+        <w:t>国庆档电影票房破5亿元 年度电影全产业链产值超4700亿元</w:t>
       </w:r>
     </w:p>
     <w:p>
@@ -1051,7 +1051,7 @@
           <w:color w:val="8A939E"/>
           <w:sz w:val="18"/>
         </w:rPr>
-        <w:t>热度 0.641（高热）· 4 篇 / 3 家媒体 · 综合</w:t>
+        <w:t>热度 0.770（高热）· 6 篇 / 3 家媒体 · 综合</w:t>
       </w:r>
     </w:p>
     <w:p>
@@ -1063,7 +1063,7 @@
         <w:t>事件概述：</w:t>
       </w:r>
       <w:r>
-        <w:t>「巴西已统计32%的选票，总统候选人博索纳罗得票率50.7%，现任总统卢拉41.1」由 4 篇报道聚合而成，覆盖 3 家媒体，热度 0.641（高热），所属板块类目：综合。</w:t>
+        <w:t>「国庆档电影票房破5亿元 年度电影全产业链产值超4700亿元」由 6 篇报道聚合而成，覆盖 3 家媒体，热度 0.77（高热），所属板块类目：综合。</w:t>
       </w:r>
     </w:p>
     <w:p>
@@ -1075,7 +1075,7 @@
         <w:t>关键信息：</w:t>
       </w:r>
       <w:r>
-        <w:t>巴西已统计32%的选票，总统候选人博索纳罗得票率50.7%，现任总统卢拉41.1；巴西总统选举首轮投票结果揭晓 弗拉维奥·博索纳罗领先卢拉进入第二轮；民调机构Datafolha预测，巴西现任总统卢拉与参议员弗拉维奥·博索纳罗将挺进</w:t>
+        <w:t>国庆档电影票房破5亿元 年度电影全产业链产值超4700亿元；国庆档票房破9亿；这部影片火了！背后上市公司浮现</w:t>
       </w:r>
     </w:p>
     <w:p>
@@ -1087,7 +1087,7 @@
         <w:t>市场影响：</w:t>
       </w:r>
       <w:r>
-        <w:t>关联板块代码：本簇未携带板块标签。（LLM 不可用，未生成研判，以上为检索与统计事实）</w:t>
+        <w:t>关联板块代码：BK0486、BK0847。（LLM 不可用，未生成研判，以上为检索与统计事实）</w:t>
       </w:r>
     </w:p>
     <w:p>
@@ -1108,7 +1108,7 @@
           <w:color w:val="8A939E"/>
           <w:sz w:val="17"/>
         </w:rPr>
-        <w:t>引用：[1]巴西已统计32%的选票，总统候选人博索纳罗得票率50 / [2]巴西总统选举首轮投票结果揭晓 弗拉维奥·博索纳罗领先 / [3]民调机构Datafolha预测，巴西现任总统卢拉与参 / [4]巴西总统选举首轮投票无人胜出 将进行第二轮角逐</w:t>
+        <w:t>引用：[1]国庆档电影票房破5亿元 年度电影全产业链产值超470 / [2]国庆档票房破9亿 / [3]这部影片火了！背后上市公司浮现 / [4]新华财经早报：10月4日</w:t>
       </w:r>
     </w:p>
     <w:p>
@@ -1127,7 +1127,7 @@
         <w:pStyle w:val="ListBullet"/>
       </w:pPr>
       <w:r>
-        <w:t>采集：6 家媒体公开接口，累计入库 14,581 条</w:t>
+        <w:t>采集：6 家媒体公开接口，累计入库 14,376 条</w:t>
       </w:r>
     </w:p>
     <w:p>
@@ -1135,7 +1135,7 @@
         <w:pStyle w:val="ListBullet"/>
       </w:pPr>
       <w:r>
-        <w:t>三层去重：1,435 → 1,165 条（精确172/SimHash9/语义89）</w:t>
+        <w:t>三层去重：1,561 → 1,248 条（精确178/SimHash16/语义119）</w:t>
       </w:r>
     </w:p>
     <w:p>
